--- a/Docs/dialogue applicatif (C & S).docx
+++ b/Docs/dialogue applicatif (C & S).docx
@@ -50,26 +50,17 @@
         </w:numPr>
         <w:spacing w:after="0" w:afterAutospacing="0" w:before="240" w:lineRule="auto"/>
         <w:ind w:left="720" w:hanging="360"/>
-      </w:pPr>
-      <w:r>
-        <w:rPr>
-          <w:b w:val="1"/>
-          <w:bCs w:val="1"/>
-          <w:rtl w:val="0"/>
-        </w:rPr>
-        <w:t xml:space="preserve">Client</w:t>
-      </w:r>
-      <w:r>
-        <w:rPr>
-          <w:rFonts w:ascii="Arial Unicode MS" w:cs="Arial Unicode MS" w:eastAsia="Arial Unicode MS" w:hAnsi="Arial Unicode MS"/>
-          <w:rtl w:val="0"/>
-        </w:rPr>
-        <w:t xml:space="preserve"> ➔ </w:t>
-      </w:r>
-      <w:r>
-        <w:rPr>
-          <w:rFonts w:ascii="Roboto Mono" w:cs="Roboto Mono" w:eastAsia="Roboto Mono" w:hAnsi="Roboto Mono"/>
-          <w:color w:val="188038"/>
+        <w:rPr/>
+      </w:pPr>
+      <w:r>
+        <w:rPr>
+          <w:rFonts w:ascii="Arial Unicode MS" w:cs="Arial Unicode MS" w:eastAsia="Arial Unicode MS" w:hAnsi="Arial Unicode MS"/>
+          <w:rtl w:val="0"/>
+        </w:rPr>
+        <w:t xml:space="preserve">Client ➔ </w:t>
+      </w:r>
+      <w:r>
+        <w:rPr>
           <w:rtl w:val="0"/>
         </w:rPr>
         <w:t xml:space="preserve">REQ_LOGIN</w:t>
@@ -89,20 +80,13 @@
         </w:numPr>
         <w:spacing w:after="0" w:afterAutospacing="0" w:before="0" w:beforeAutospacing="0" w:lineRule="auto"/>
         <w:ind w:left="720" w:hanging="360"/>
-      </w:pPr>
-      <w:r>
-        <w:rPr>
-          <w:b w:val="1"/>
-          <w:bCs w:val="1"/>
-          <w:rtl w:val="0"/>
-        </w:rPr>
-        <w:t xml:space="preserve">Serveur</w:t>
-      </w:r>
-      <w:r>
-        <w:rPr>
-          <w:rtl w:val="0"/>
-        </w:rPr>
-        <w:t xml:space="preserve"> analyse la requête.</w:t>
+        <w:rPr/>
+      </w:pPr>
+      <w:r>
+        <w:rPr>
+          <w:rtl w:val="0"/>
+        </w:rPr>
+        <w:t xml:space="preserve">Serveur analyse la requête.</w:t>
       </w:r>
     </w:p>
     <w:p>
@@ -113,20 +97,13 @@
         </w:numPr>
         <w:spacing w:after="0" w:afterAutospacing="0" w:before="0" w:beforeAutospacing="0" w:lineRule="auto"/>
         <w:ind w:left="1440" w:hanging="360"/>
-      </w:pPr>
-      <w:r>
-        <w:rPr>
-          <w:i w:val="1"/>
-          <w:iCs w:val="1"/>
-          <w:rtl w:val="0"/>
-        </w:rPr>
-        <w:t xml:space="preserve">Cas A (Nominal) :</w:t>
-      </w:r>
-      <w:r>
-        <w:rPr>
-          <w:rtl w:val="0"/>
-        </w:rPr>
-        <w:t xml:space="preserve"> Le pseudo est valide et libre.</w:t>
+        <w:rPr/>
+      </w:pPr>
+      <w:r>
+        <w:rPr>
+          <w:rtl w:val="0"/>
+        </w:rPr>
+        <w:t xml:space="preserve">Cas A (Nominal) : Le pseudo est valide et libre.</w:t>
       </w:r>
     </w:p>
     <w:p>
@@ -137,26 +114,17 @@
         </w:numPr>
         <w:spacing w:after="0" w:afterAutospacing="0" w:before="0" w:beforeAutospacing="0" w:lineRule="auto"/>
         <w:ind w:left="2160" w:hanging="360"/>
-      </w:pPr>
-      <w:r>
-        <w:rPr>
-          <w:b w:val="1"/>
-          <w:bCs w:val="1"/>
-          <w:rtl w:val="0"/>
-        </w:rPr>
-        <w:t xml:space="preserve">Serveur</w:t>
-      </w:r>
-      <w:r>
-        <w:rPr>
-          <w:rFonts w:ascii="Arial Unicode MS" w:cs="Arial Unicode MS" w:eastAsia="Arial Unicode MS" w:hAnsi="Arial Unicode MS"/>
-          <w:rtl w:val="0"/>
-        </w:rPr>
-        <w:t xml:space="preserve"> ➔ </w:t>
-      </w:r>
-      <w:r>
-        <w:rPr>
-          <w:rFonts w:ascii="Roboto Mono" w:cs="Roboto Mono" w:eastAsia="Roboto Mono" w:hAnsi="Roboto Mono"/>
-          <w:color w:val="188038"/>
+        <w:rPr/>
+      </w:pPr>
+      <w:r>
+        <w:rPr>
+          <w:rFonts w:ascii="Arial Unicode MS" w:cs="Arial Unicode MS" w:eastAsia="Arial Unicode MS" w:hAnsi="Arial Unicode MS"/>
+          <w:rtl w:val="0"/>
+        </w:rPr>
+        <w:t xml:space="preserve">Serveur ➔ </w:t>
+      </w:r>
+      <w:r>
+        <w:rPr>
           <w:rtl w:val="0"/>
         </w:rPr>
         <w:t xml:space="preserve">RES_LOGIN_OK</w:t>
@@ -176,20 +144,13 @@
         </w:numPr>
         <w:spacing w:after="0" w:afterAutospacing="0" w:before="0" w:beforeAutospacing="0" w:lineRule="auto"/>
         <w:ind w:left="1440" w:hanging="360"/>
-      </w:pPr>
-      <w:r>
-        <w:rPr>
-          <w:i w:val="1"/>
-          <w:iCs w:val="1"/>
-          <w:rtl w:val="0"/>
-        </w:rPr>
-        <w:t xml:space="preserve">Cas B (Erreur) :</w:t>
-      </w:r>
-      <w:r>
-        <w:rPr>
-          <w:rtl w:val="0"/>
-        </w:rPr>
-        <w:t xml:space="preserve"> Pseudo déjà connecté ou invalide.</w:t>
+        <w:rPr/>
+      </w:pPr>
+      <w:r>
+        <w:rPr>
+          <w:rtl w:val="0"/>
+        </w:rPr>
+        <w:t xml:space="preserve">Cas B (Erreur) : Pseudo déjà connecté ou invalide.</w:t>
       </w:r>
     </w:p>
     <w:p>
@@ -200,26 +161,17 @@
         </w:numPr>
         <w:spacing w:after="240" w:before="0" w:beforeAutospacing="0" w:lineRule="auto"/>
         <w:ind w:left="2160" w:hanging="360"/>
-      </w:pPr>
-      <w:r>
-        <w:rPr>
-          <w:b w:val="1"/>
-          <w:bCs w:val="1"/>
-          <w:rtl w:val="0"/>
-        </w:rPr>
-        <w:t xml:space="preserve">Serveur</w:t>
-      </w:r>
-      <w:r>
-        <w:rPr>
-          <w:rFonts w:ascii="Arial Unicode MS" w:cs="Arial Unicode MS" w:eastAsia="Arial Unicode MS" w:hAnsi="Arial Unicode MS"/>
-          <w:rtl w:val="0"/>
-        </w:rPr>
-        <w:t xml:space="preserve"> ➔ </w:t>
-      </w:r>
-      <w:r>
-        <w:rPr>
-          <w:rFonts w:ascii="Roboto Mono" w:cs="Roboto Mono" w:eastAsia="Roboto Mono" w:hAnsi="Roboto Mono"/>
-          <w:color w:val="188038"/>
+        <w:rPr/>
+      </w:pPr>
+      <w:r>
+        <w:rPr>
+          <w:rFonts w:ascii="Arial Unicode MS" w:cs="Arial Unicode MS" w:eastAsia="Arial Unicode MS" w:hAnsi="Arial Unicode MS"/>
+          <w:rtl w:val="0"/>
+        </w:rPr>
+        <w:t xml:space="preserve">Serveur ➔ </w:t>
+      </w:r>
+      <w:r>
+        <w:rPr>
           <w:rtl w:val="0"/>
         </w:rPr>
         <w:t xml:space="preserve">RES_ERROR</w:t>
@@ -229,20 +181,7 @@
           <w:rFonts w:ascii="Arial Unicode MS" w:cs="Arial Unicode MS" w:eastAsia="Arial Unicode MS" w:hAnsi="Arial Unicode MS"/>
           <w:rtl w:val="0"/>
         </w:rPr>
-        <w:t xml:space="preserve"> (Donnée : Motif de refus) ➔ </w:t>
-      </w:r>
-      <w:r>
-        <w:rPr>
-          <w:i w:val="1"/>
-          <w:iCs w:val="1"/>
-          <w:rtl w:val="0"/>
-        </w:rPr>
-        <w:t xml:space="preserve">Le client reste à l'écran de connexion.</w:t>
-      </w:r>
-      <w:r>
-        <w:rPr>
-          <w:rtl w:val="0"/>
-        </w:rPr>
+        <w:t xml:space="preserve"> (Donnée : Motif de refus) ➔ Le client reste à l'écran de connexion.</w:t>
       </w:r>
     </w:p>
     <w:p>
@@ -293,26 +232,17 @@
         </w:numPr>
         <w:spacing w:after="0" w:afterAutospacing="0" w:before="240" w:lineRule="auto"/>
         <w:ind w:left="720" w:hanging="360"/>
-      </w:pPr>
-      <w:r>
-        <w:rPr>
-          <w:b w:val="1"/>
-          <w:bCs w:val="1"/>
-          <w:rtl w:val="0"/>
-        </w:rPr>
-        <w:t xml:space="preserve">Client 1</w:t>
-      </w:r>
-      <w:r>
-        <w:rPr>
-          <w:rFonts w:ascii="Arial Unicode MS" w:cs="Arial Unicode MS" w:eastAsia="Arial Unicode MS" w:hAnsi="Arial Unicode MS"/>
-          <w:rtl w:val="0"/>
-        </w:rPr>
-        <w:t xml:space="preserve"> ➔ </w:t>
-      </w:r>
-      <w:r>
-        <w:rPr>
-          <w:rFonts w:ascii="Roboto Mono" w:cs="Roboto Mono" w:eastAsia="Roboto Mono" w:hAnsi="Roboto Mono"/>
-          <w:color w:val="188038"/>
+        <w:rPr/>
+      </w:pPr>
+      <w:r>
+        <w:rPr>
+          <w:rFonts w:ascii="Arial Unicode MS" w:cs="Arial Unicode MS" w:eastAsia="Arial Unicode MS" w:hAnsi="Arial Unicode MS"/>
+          <w:rtl w:val="0"/>
+        </w:rPr>
+        <w:t xml:space="preserve">Client 1 ➔ </w:t>
+      </w:r>
+      <w:r>
+        <w:rPr>
           <w:rtl w:val="0"/>
         </w:rPr>
         <w:t xml:space="preserve">REQ_MATCHMAKING</w:t>
@@ -326,26 +256,17 @@
         </w:numPr>
         <w:spacing w:after="0" w:afterAutospacing="0" w:before="0" w:beforeAutospacing="0" w:lineRule="auto"/>
         <w:ind w:left="720" w:hanging="360"/>
-      </w:pPr>
-      <w:r>
-        <w:rPr>
-          <w:b w:val="1"/>
-          <w:bCs w:val="1"/>
-          <w:rtl w:val="0"/>
-        </w:rPr>
-        <w:t xml:space="preserve">Serveur</w:t>
-      </w:r>
-      <w:r>
-        <w:rPr>
-          <w:rFonts w:ascii="Arial Unicode MS" w:cs="Arial Unicode MS" w:eastAsia="Arial Unicode MS" w:hAnsi="Arial Unicode MS"/>
-          <w:rtl w:val="0"/>
-        </w:rPr>
-        <w:t xml:space="preserve"> ➔ </w:t>
-      </w:r>
-      <w:r>
-        <w:rPr>
-          <w:rFonts w:ascii="Roboto Mono" w:cs="Roboto Mono" w:eastAsia="Roboto Mono" w:hAnsi="Roboto Mono"/>
-          <w:color w:val="188038"/>
+        <w:rPr/>
+      </w:pPr>
+      <w:r>
+        <w:rPr>
+          <w:rFonts w:ascii="Arial Unicode MS" w:cs="Arial Unicode MS" w:eastAsia="Arial Unicode MS" w:hAnsi="Arial Unicode MS"/>
+          <w:rtl w:val="0"/>
+        </w:rPr>
+        <w:t xml:space="preserve">Serveur ➔ </w:t>
+      </w:r>
+      <w:r>
+        <w:rPr>
           <w:rtl w:val="0"/>
         </w:rPr>
         <w:t xml:space="preserve">RES_WAITING</w:t>
@@ -355,15 +276,7 @@
           <w:rFonts w:ascii="Arial Unicode MS" w:cs="Arial Unicode MS" w:eastAsia="Arial Unicode MS" w:hAnsi="Arial Unicode MS"/>
           <w:rtl w:val="0"/>
         </w:rPr>
-        <w:t xml:space="preserve"> ➔ </w:t>
-      </w:r>
-      <w:r>
-        <w:rPr>
-          <w:i w:val="1"/>
-          <w:iCs w:val="1"/>
-          <w:rtl w:val="0"/>
-        </w:rPr>
-        <w:t xml:space="preserve">Le client 1 affiche un écran d'attente.</w:t>
+        <w:t xml:space="preserve"> ➔ Le client 1 affiche un écran d'attente.</w:t>
       </w:r>
     </w:p>
     <w:p>
@@ -374,11 +287,10 @@
         </w:numPr>
         <w:spacing w:after="0" w:afterAutospacing="0" w:before="0" w:beforeAutospacing="0" w:lineRule="auto"/>
         <w:ind w:left="720" w:hanging="360"/>
-      </w:pPr>
-      <w:r>
-        <w:rPr>
-          <w:i w:val="1"/>
-          <w:iCs w:val="1"/>
+        <w:rPr/>
+      </w:pPr>
+      <w:r>
+        <w:rPr>
           <w:rtl w:val="0"/>
         </w:rPr>
         <w:t xml:space="preserve">(Client 2 fait la même chose de son côté)</w:t>
@@ -392,20 +304,13 @@
         </w:numPr>
         <w:spacing w:after="0" w:afterAutospacing="0" w:before="0" w:beforeAutospacing="0" w:lineRule="auto"/>
         <w:ind w:left="720" w:hanging="360"/>
-      </w:pPr>
-      <w:r>
-        <w:rPr>
-          <w:b w:val="1"/>
-          <w:bCs w:val="1"/>
-          <w:rtl w:val="0"/>
-        </w:rPr>
-        <w:t xml:space="preserve">Serveur</w:t>
-      </w:r>
-      <w:r>
-        <w:rPr>
-          <w:rtl w:val="0"/>
-        </w:rPr>
-        <w:t xml:space="preserve"> trouve que Client 1 et Client 2 ont un ELO proche. Il crée la session de jeu côté serveur.</w:t>
+        <w:rPr/>
+      </w:pPr>
+      <w:r>
+        <w:rPr>
+          <w:rtl w:val="0"/>
+        </w:rPr>
+        <w:t xml:space="preserve">Serveur trouve que Client 1 et Client 2 ont un ELO proche. Il crée la session de jeu côté serveur.</w:t>
       </w:r>
     </w:p>
     <w:p>
@@ -416,26 +321,17 @@
         </w:numPr>
         <w:spacing w:after="0" w:afterAutospacing="0" w:before="0" w:beforeAutospacing="0" w:lineRule="auto"/>
         <w:ind w:left="720" w:hanging="360"/>
-      </w:pPr>
-      <w:r>
-        <w:rPr>
-          <w:b w:val="1"/>
-          <w:bCs w:val="1"/>
-          <w:rtl w:val="0"/>
-        </w:rPr>
-        <w:t xml:space="preserve">Serveur</w:t>
-      </w:r>
-      <w:r>
-        <w:rPr>
-          <w:rFonts w:ascii="Arial Unicode MS" w:cs="Arial Unicode MS" w:eastAsia="Arial Unicode MS" w:hAnsi="Arial Unicode MS"/>
-          <w:rtl w:val="0"/>
-        </w:rPr>
-        <w:t xml:space="preserve"> ➔ </w:t>
-      </w:r>
-      <w:r>
-        <w:rPr>
-          <w:rFonts w:ascii="Roboto Mono" w:cs="Roboto Mono" w:eastAsia="Roboto Mono" w:hAnsi="Roboto Mono"/>
-          <w:color w:val="188038"/>
+        <w:rPr/>
+      </w:pPr>
+      <w:r>
+        <w:rPr>
+          <w:rFonts w:ascii="Arial Unicode MS" w:cs="Arial Unicode MS" w:eastAsia="Arial Unicode MS" w:hAnsi="Arial Unicode MS"/>
+          <w:rtl w:val="0"/>
+        </w:rPr>
+        <w:t xml:space="preserve">Serveur ➔ </w:t>
+      </w:r>
+      <w:r>
+        <w:rPr>
           <w:rtl w:val="0"/>
         </w:rPr>
         <w:t xml:space="preserve">PUSH_MATCH_FOUND</w:t>
@@ -445,15 +341,7 @@
           <w:rFonts w:ascii="Arial Unicode MS" w:cs="Arial Unicode MS" w:eastAsia="Arial Unicode MS" w:hAnsi="Arial Unicode MS"/>
           <w:rtl w:val="0"/>
         </w:rPr>
-        <w:t xml:space="preserve"> (Données : Infos de l'adversaire) ➔ </w:t>
-      </w:r>
-      <w:r>
-        <w:rPr>
-          <w:i w:val="1"/>
-          <w:iCs w:val="1"/>
-          <w:rtl w:val="0"/>
-        </w:rPr>
-        <w:t xml:space="preserve">Envoyé à Client 1 ET Client 2.</w:t>
+        <w:t xml:space="preserve"> (Données : Infos de l'adversaire) ➔ Envoyé à Client 1 ET Client 2.</w:t>
       </w:r>
     </w:p>
     <w:p>
@@ -464,26 +352,17 @@
         </w:numPr>
         <w:spacing w:after="0" w:afterAutospacing="0" w:before="0" w:beforeAutospacing="0" w:lineRule="auto"/>
         <w:ind w:left="720" w:hanging="360"/>
-      </w:pPr>
-      <w:r>
-        <w:rPr>
-          <w:b w:val="1"/>
-          <w:bCs w:val="1"/>
-          <w:rtl w:val="0"/>
-        </w:rPr>
-        <w:t xml:space="preserve">Serveur</w:t>
-      </w:r>
-      <w:r>
-        <w:rPr>
-          <w:rFonts w:ascii="Arial Unicode MS" w:cs="Arial Unicode MS" w:eastAsia="Arial Unicode MS" w:hAnsi="Arial Unicode MS"/>
-          <w:rtl w:val="0"/>
-        </w:rPr>
-        <w:t xml:space="preserve"> ➔ </w:t>
-      </w:r>
-      <w:r>
-        <w:rPr>
-          <w:rFonts w:ascii="Roboto Mono" w:cs="Roboto Mono" w:eastAsia="Roboto Mono" w:hAnsi="Roboto Mono"/>
-          <w:color w:val="188038"/>
+        <w:rPr/>
+      </w:pPr>
+      <w:r>
+        <w:rPr>
+          <w:rFonts w:ascii="Arial Unicode MS" w:cs="Arial Unicode MS" w:eastAsia="Arial Unicode MS" w:hAnsi="Arial Unicode MS"/>
+          <w:rtl w:val="0"/>
+        </w:rPr>
+        <w:t xml:space="preserve">Serveur ➔ </w:t>
+      </w:r>
+      <w:r>
+        <w:rPr>
           <w:rtl w:val="0"/>
         </w:rPr>
         <w:t xml:space="preserve">PUSH_GRID</w:t>
@@ -493,15 +372,7 @@
           <w:rFonts w:ascii="Arial Unicode MS" w:cs="Arial Unicode MS" w:eastAsia="Arial Unicode MS" w:hAnsi="Arial Unicode MS"/>
           <w:rtl w:val="0"/>
         </w:rPr>
-        <w:t xml:space="preserve"> (Données : Grille vide) ➔ </w:t>
-      </w:r>
-      <w:r>
-        <w:rPr>
-          <w:i w:val="1"/>
-          <w:iCs w:val="1"/>
-          <w:rtl w:val="0"/>
-        </w:rPr>
-        <w:t xml:space="preserve">Envoyé à Client 1 ET Client 2.</w:t>
+        <w:t xml:space="preserve"> (Données : Grille vide) ➔ Envoyé à Client 1 ET Client 2.</w:t>
       </w:r>
     </w:p>
     <w:p>
@@ -512,26 +383,17 @@
         </w:numPr>
         <w:spacing w:after="240" w:before="0" w:beforeAutospacing="0" w:lineRule="auto"/>
         <w:ind w:left="720" w:hanging="360"/>
-      </w:pPr>
-      <w:r>
-        <w:rPr>
-          <w:b w:val="1"/>
-          <w:bCs w:val="1"/>
-          <w:rtl w:val="0"/>
-        </w:rPr>
-        <w:t xml:space="preserve">Serveur</w:t>
-      </w:r>
-      <w:r>
-        <w:rPr>
-          <w:rFonts w:ascii="Arial Unicode MS" w:cs="Arial Unicode MS" w:eastAsia="Arial Unicode MS" w:hAnsi="Arial Unicode MS"/>
-          <w:rtl w:val="0"/>
-        </w:rPr>
-        <w:t xml:space="preserve"> ➔ </w:t>
-      </w:r>
-      <w:r>
-        <w:rPr>
-          <w:rFonts w:ascii="Roboto Mono" w:cs="Roboto Mono" w:eastAsia="Roboto Mono" w:hAnsi="Roboto Mono"/>
-          <w:color w:val="188038"/>
+        <w:rPr/>
+      </w:pPr>
+      <w:r>
+        <w:rPr>
+          <w:rFonts w:ascii="Arial Unicode MS" w:cs="Arial Unicode MS" w:eastAsia="Arial Unicode MS" w:hAnsi="Arial Unicode MS"/>
+          <w:rtl w:val="0"/>
+        </w:rPr>
+        <w:t xml:space="preserve">Serveur ➔ </w:t>
+      </w:r>
+      <w:r>
+        <w:rPr>
           <w:rtl w:val="0"/>
         </w:rPr>
         <w:t xml:space="preserve">PUSH_TURN</w:t>
@@ -541,20 +403,7 @@
           <w:rFonts w:ascii="Arial Unicode MS" w:cs="Arial Unicode MS" w:eastAsia="Arial Unicode MS" w:hAnsi="Arial Unicode MS"/>
           <w:rtl w:val="0"/>
         </w:rPr>
-        <w:t xml:space="preserve"> (Donnée : ID de Client 1) ➔ </w:t>
-      </w:r>
-      <w:r>
-        <w:rPr>
-          <w:i w:val="1"/>
-          <w:iCs w:val="1"/>
-          <w:rtl w:val="0"/>
-        </w:rPr>
-        <w:t xml:space="preserve">Envoyé aux deux. Client 1 débloque son interface pour jouer, Client 2 affiche "Attente de l'adversaire".</w:t>
-      </w:r>
-      <w:r>
-        <w:rPr>
-          <w:rtl w:val="0"/>
-        </w:rPr>
+        <w:t xml:space="preserve"> (Donnée : ID de Client 1) ➔ Envoyé aux deux. Client 1 débloque son interface pour jouer, Client 2 affiche "Attente de l'adversaire".</w:t>
       </w:r>
     </w:p>
     <w:p>
@@ -588,15 +437,10 @@
     <w:p>
       <w:pPr>
         <w:spacing w:after="240" w:before="240" w:lineRule="auto"/>
-        <w:rPr>
-          <w:b w:val="1"/>
-          <w:bCs w:val="1"/>
-        </w:rPr>
-      </w:pPr>
-      <w:r>
-        <w:rPr>
-          <w:b w:val="1"/>
-          <w:bCs w:val="1"/>
+        <w:rPr/>
+      </w:pPr>
+      <w:r>
+        <w:rPr>
           <w:rtl w:val="0"/>
         </w:rPr>
         <w:t xml:space="preserve">Cas A : Le joueur joue un coup valide</w:t>
@@ -610,26 +454,17 @@
         </w:numPr>
         <w:spacing w:after="0" w:afterAutospacing="0" w:before="240" w:lineRule="auto"/>
         <w:ind w:left="720" w:hanging="360"/>
-      </w:pPr>
-      <w:r>
-        <w:rPr>
-          <w:b w:val="1"/>
-          <w:bCs w:val="1"/>
-          <w:rtl w:val="0"/>
-        </w:rPr>
-        <w:t xml:space="preserve">Client 1</w:t>
-      </w:r>
-      <w:r>
-        <w:rPr>
-          <w:rFonts w:ascii="Arial Unicode MS" w:cs="Arial Unicode MS" w:eastAsia="Arial Unicode MS" w:hAnsi="Arial Unicode MS"/>
-          <w:rtl w:val="0"/>
-        </w:rPr>
-        <w:t xml:space="preserve"> ➔ </w:t>
-      </w:r>
-      <w:r>
-        <w:rPr>
-          <w:rFonts w:ascii="Roboto Mono" w:cs="Roboto Mono" w:eastAsia="Roboto Mono" w:hAnsi="Roboto Mono"/>
-          <w:color w:val="188038"/>
+        <w:rPr/>
+      </w:pPr>
+      <w:r>
+        <w:rPr>
+          <w:rFonts w:ascii="Arial Unicode MS" w:cs="Arial Unicode MS" w:eastAsia="Arial Unicode MS" w:hAnsi="Arial Unicode MS"/>
+          <w:rtl w:val="0"/>
+        </w:rPr>
+        <w:t xml:space="preserve">Client 1 ➔ </w:t>
+      </w:r>
+      <w:r>
+        <w:rPr>
           <w:rtl w:val="0"/>
         </w:rPr>
         <w:t xml:space="preserve">REQ_MOVE</w:t>
@@ -649,20 +484,13 @@
         </w:numPr>
         <w:spacing w:after="0" w:afterAutospacing="0" w:before="0" w:beforeAutospacing="0" w:lineRule="auto"/>
         <w:ind w:left="720" w:hanging="360"/>
-      </w:pPr>
-      <w:r>
-        <w:rPr>
-          <w:b w:val="1"/>
-          <w:bCs w:val="1"/>
-          <w:rtl w:val="0"/>
-        </w:rPr>
-        <w:t xml:space="preserve">Serveur</w:t>
-      </w:r>
-      <w:r>
-        <w:rPr>
-          <w:rtl w:val="0"/>
-        </w:rPr>
-        <w:t xml:space="preserve"> vérifie : c'est bien son tour, la colonne n'est pas pleine.</w:t>
+        <w:rPr/>
+      </w:pPr>
+      <w:r>
+        <w:rPr>
+          <w:rtl w:val="0"/>
+        </w:rPr>
+        <w:t xml:space="preserve">Serveur vérifie : c'est bien son tour, la colonne n'est pas pleine.</w:t>
       </w:r>
     </w:p>
     <w:p>
@@ -673,20 +501,13 @@
         </w:numPr>
         <w:spacing w:after="0" w:afterAutospacing="0" w:before="0" w:beforeAutospacing="0" w:lineRule="auto"/>
         <w:ind w:left="720" w:hanging="360"/>
-      </w:pPr>
-      <w:r>
-        <w:rPr>
-          <w:b w:val="1"/>
-          <w:bCs w:val="1"/>
-          <w:rtl w:val="0"/>
-        </w:rPr>
-        <w:t xml:space="preserve">Serveur</w:t>
-      </w:r>
-      <w:r>
-        <w:rPr>
-          <w:rtl w:val="0"/>
-        </w:rPr>
-        <w:t xml:space="preserve"> met à jour sa matrice interne.</w:t>
+        <w:rPr/>
+      </w:pPr>
+      <w:r>
+        <w:rPr>
+          <w:rtl w:val="0"/>
+        </w:rPr>
+        <w:t xml:space="preserve">Serveur met à jour sa matrice interne.</w:t>
       </w:r>
     </w:p>
     <w:p>
@@ -697,26 +518,17 @@
         </w:numPr>
         <w:spacing w:after="0" w:afterAutospacing="0" w:before="0" w:beforeAutospacing="0" w:lineRule="auto"/>
         <w:ind w:left="720" w:hanging="360"/>
-      </w:pPr>
-      <w:r>
-        <w:rPr>
-          <w:b w:val="1"/>
-          <w:bCs w:val="1"/>
-          <w:rtl w:val="0"/>
-        </w:rPr>
-        <w:t xml:space="preserve">Serveur</w:t>
-      </w:r>
-      <w:r>
-        <w:rPr>
-          <w:rFonts w:ascii="Arial Unicode MS" w:cs="Arial Unicode MS" w:eastAsia="Arial Unicode MS" w:hAnsi="Arial Unicode MS"/>
-          <w:rtl w:val="0"/>
-        </w:rPr>
-        <w:t xml:space="preserve"> ➔ </w:t>
-      </w:r>
-      <w:r>
-        <w:rPr>
-          <w:rFonts w:ascii="Roboto Mono" w:cs="Roboto Mono" w:eastAsia="Roboto Mono" w:hAnsi="Roboto Mono"/>
-          <w:color w:val="188038"/>
+        <w:rPr/>
+      </w:pPr>
+      <w:r>
+        <w:rPr>
+          <w:rFonts w:ascii="Arial Unicode MS" w:cs="Arial Unicode MS" w:eastAsia="Arial Unicode MS" w:hAnsi="Arial Unicode MS"/>
+          <w:rtl w:val="0"/>
+        </w:rPr>
+        <w:t xml:space="preserve">Serveur ➔ </w:t>
+      </w:r>
+      <w:r>
+        <w:rPr>
           <w:rtl w:val="0"/>
         </w:rPr>
         <w:t xml:space="preserve">PUSH_GRID</w:t>
@@ -726,15 +538,7 @@
           <w:rFonts w:ascii="Arial Unicode MS" w:cs="Arial Unicode MS" w:eastAsia="Arial Unicode MS" w:hAnsi="Arial Unicode MS"/>
           <w:rtl w:val="0"/>
         </w:rPr>
-        <w:t xml:space="preserve"> (Donnée : Nouvelle grille) ➔ </w:t>
-      </w:r>
-      <w:r>
-        <w:rPr>
-          <w:i w:val="1"/>
-          <w:iCs w:val="1"/>
-          <w:rtl w:val="0"/>
-        </w:rPr>
-        <w:t xml:space="preserve">Envoyé à Client 1 ET Client 2.</w:t>
+        <w:t xml:space="preserve"> (Donnée : Nouvelle grille) ➔ Envoyé à Client 1 ET Client 2.</w:t>
       </w:r>
     </w:p>
     <w:p>
@@ -745,26 +549,17 @@
         </w:numPr>
         <w:spacing w:after="240" w:before="0" w:beforeAutospacing="0" w:lineRule="auto"/>
         <w:ind w:left="720" w:hanging="360"/>
-      </w:pPr>
-      <w:r>
-        <w:rPr>
-          <w:b w:val="1"/>
-          <w:bCs w:val="1"/>
-          <w:rtl w:val="0"/>
-        </w:rPr>
-        <w:t xml:space="preserve">Serveur</w:t>
-      </w:r>
-      <w:r>
-        <w:rPr>
-          <w:rFonts w:ascii="Arial Unicode MS" w:cs="Arial Unicode MS" w:eastAsia="Arial Unicode MS" w:hAnsi="Arial Unicode MS"/>
-          <w:rtl w:val="0"/>
-        </w:rPr>
-        <w:t xml:space="preserve"> ➔ </w:t>
-      </w:r>
-      <w:r>
-        <w:rPr>
-          <w:rFonts w:ascii="Roboto Mono" w:cs="Roboto Mono" w:eastAsia="Roboto Mono" w:hAnsi="Roboto Mono"/>
-          <w:color w:val="188038"/>
+        <w:rPr/>
+      </w:pPr>
+      <w:r>
+        <w:rPr>
+          <w:rFonts w:ascii="Arial Unicode MS" w:cs="Arial Unicode MS" w:eastAsia="Arial Unicode MS" w:hAnsi="Arial Unicode MS"/>
+          <w:rtl w:val="0"/>
+        </w:rPr>
+        <w:t xml:space="preserve">Serveur ➔ </w:t>
+      </w:r>
+      <w:r>
+        <w:rPr>
           <w:rtl w:val="0"/>
         </w:rPr>
         <w:t xml:space="preserve">PUSH_TURN</w:t>
@@ -774,29 +569,16 @@
           <w:rFonts w:ascii="Arial Unicode MS" w:cs="Arial Unicode MS" w:eastAsia="Arial Unicode MS" w:hAnsi="Arial Unicode MS"/>
           <w:rtl w:val="0"/>
         </w:rPr>
-        <w:t xml:space="preserve"> (Donnée : ID de Client 2) ➔ </w:t>
-      </w:r>
-      <w:r>
-        <w:rPr>
-          <w:i w:val="1"/>
-          <w:iCs w:val="1"/>
-          <w:rtl w:val="0"/>
-        </w:rPr>
-        <w:t xml:space="preserve">Le dialogue s'inverse.</w:t>
+        <w:t xml:space="preserve"> (Donnée : ID de Client 2) ➔ Le dialogue s'inverse.</w:t>
       </w:r>
     </w:p>
     <w:p>
       <w:pPr>
         <w:spacing w:after="240" w:before="240" w:lineRule="auto"/>
-        <w:rPr>
-          <w:b w:val="1"/>
-          <w:bCs w:val="1"/>
-        </w:rPr>
-      </w:pPr>
-      <w:r>
-        <w:rPr>
-          <w:b w:val="1"/>
-          <w:bCs w:val="1"/>
+        <w:rPr/>
+      </w:pPr>
+      <w:r>
+        <w:rPr>
           <w:rtl w:val="0"/>
         </w:rPr>
         <w:t xml:space="preserve">Cas B : Le joueur fait n'importe quoi (Tentative de triche ou erreur)</w:t>
@@ -810,26 +592,17 @@
         </w:numPr>
         <w:spacing w:after="0" w:afterAutospacing="0" w:before="240" w:lineRule="auto"/>
         <w:ind w:left="720" w:hanging="360"/>
-      </w:pPr>
-      <w:r>
-        <w:rPr>
-          <w:b w:val="1"/>
-          <w:bCs w:val="1"/>
-          <w:rtl w:val="0"/>
-        </w:rPr>
-        <w:t xml:space="preserve">Client 1</w:t>
-      </w:r>
-      <w:r>
-        <w:rPr>
-          <w:rFonts w:ascii="Arial Unicode MS" w:cs="Arial Unicode MS" w:eastAsia="Arial Unicode MS" w:hAnsi="Arial Unicode MS"/>
-          <w:rtl w:val="0"/>
-        </w:rPr>
-        <w:t xml:space="preserve"> ➔ </w:t>
-      </w:r>
-      <w:r>
-        <w:rPr>
-          <w:rFonts w:ascii="Roboto Mono" w:cs="Roboto Mono" w:eastAsia="Roboto Mono" w:hAnsi="Roboto Mono"/>
-          <w:color w:val="188038"/>
+        <w:rPr/>
+      </w:pPr>
+      <w:r>
+        <w:rPr>
+          <w:rFonts w:ascii="Arial Unicode MS" w:cs="Arial Unicode MS" w:eastAsia="Arial Unicode MS" w:hAnsi="Arial Unicode MS"/>
+          <w:rtl w:val="0"/>
+        </w:rPr>
+        <w:t xml:space="preserve">Client 1 ➔ </w:t>
+      </w:r>
+      <w:r>
+        <w:rPr>
           <w:rtl w:val="0"/>
         </w:rPr>
         <w:t xml:space="preserve">REQ_MOVE</w:t>
@@ -849,20 +622,13 @@
         </w:numPr>
         <w:spacing w:after="0" w:afterAutospacing="0" w:before="0" w:beforeAutospacing="0" w:lineRule="auto"/>
         <w:ind w:left="720" w:hanging="360"/>
-      </w:pPr>
-      <w:r>
-        <w:rPr>
-          <w:b w:val="1"/>
-          <w:bCs w:val="1"/>
-          <w:rtl w:val="0"/>
-        </w:rPr>
-        <w:t xml:space="preserve">Serveur</w:t>
-      </w:r>
-      <w:r>
-        <w:rPr>
-          <w:rtl w:val="0"/>
-        </w:rPr>
-        <w:t xml:space="preserve"> vérifie et bloque.</w:t>
+        <w:rPr/>
+      </w:pPr>
+      <w:r>
+        <w:rPr>
+          <w:rtl w:val="0"/>
+        </w:rPr>
+        <w:t xml:space="preserve">Serveur vérifie et bloque.</w:t>
       </w:r>
     </w:p>
     <w:p>
@@ -873,26 +639,17 @@
         </w:numPr>
         <w:spacing w:after="0" w:afterAutospacing="0" w:before="0" w:beforeAutospacing="0" w:lineRule="auto"/>
         <w:ind w:left="720" w:hanging="360"/>
-      </w:pPr>
-      <w:r>
-        <w:rPr>
-          <w:b w:val="1"/>
-          <w:bCs w:val="1"/>
-          <w:rtl w:val="0"/>
-        </w:rPr>
-        <w:t xml:space="preserve">Serveur</w:t>
-      </w:r>
-      <w:r>
-        <w:rPr>
-          <w:rFonts w:ascii="Arial Unicode MS" w:cs="Arial Unicode MS" w:eastAsia="Arial Unicode MS" w:hAnsi="Arial Unicode MS"/>
-          <w:rtl w:val="0"/>
-        </w:rPr>
-        <w:t xml:space="preserve"> ➔ </w:t>
-      </w:r>
-      <w:r>
-        <w:rPr>
-          <w:rFonts w:ascii="Roboto Mono" w:cs="Roboto Mono" w:eastAsia="Roboto Mono" w:hAnsi="Roboto Mono"/>
-          <w:color w:val="188038"/>
+        <w:rPr/>
+      </w:pPr>
+      <w:r>
+        <w:rPr>
+          <w:rFonts w:ascii="Arial Unicode MS" w:cs="Arial Unicode MS" w:eastAsia="Arial Unicode MS" w:hAnsi="Arial Unicode MS"/>
+          <w:rtl w:val="0"/>
+        </w:rPr>
+        <w:t xml:space="preserve">Serveur ➔ </w:t>
+      </w:r>
+      <w:r>
+        <w:rPr>
           <w:rtl w:val="0"/>
         </w:rPr>
         <w:t xml:space="preserve">RES_ERROR</w:t>
@@ -902,15 +659,7 @@
           <w:rFonts w:ascii="Arial Unicode MS" w:cs="Arial Unicode MS" w:eastAsia="Arial Unicode MS" w:hAnsi="Arial Unicode MS"/>
           <w:rtl w:val="0"/>
         </w:rPr>
-        <w:t xml:space="preserve"> (Donnée : Motif "Colonne pleine") ➔ </w:t>
-      </w:r>
-      <w:r>
-        <w:rPr>
-          <w:i w:val="1"/>
-          <w:iCs w:val="1"/>
-          <w:rtl w:val="0"/>
-        </w:rPr>
-        <w:t xml:space="preserve">Envoyé UNIQUEMENT à Client 1.</w:t>
+        <w:t xml:space="preserve"> (Donnée : Motif "Colonne pleine") ➔ Envoyé UNIQUEMENT à Client 1.</w:t>
       </w:r>
     </w:p>
     <w:p>
@@ -921,19 +670,13 @@
         </w:numPr>
         <w:spacing w:after="240" w:before="0" w:beforeAutospacing="0" w:lineRule="auto"/>
         <w:ind w:left="720" w:hanging="360"/>
-      </w:pPr>
-      <w:r>
-        <w:rPr>
-          <w:i w:val="1"/>
-          <w:iCs w:val="1"/>
+        <w:rPr/>
+      </w:pPr>
+      <w:r>
+        <w:rPr>
           <w:rtl w:val="0"/>
         </w:rPr>
         <w:t xml:space="preserve">(Note stratégique : L'état du jeu ne change pas, la grille n'est pas renvoyée, et c'est toujours à Client 1 de jouer. Client 2 ne s'aperçoit de rien).</w:t>
-      </w:r>
-      <w:r>
-        <w:rPr>
-          <w:rtl w:val="0"/>
-        </w:rPr>
       </w:r>
     </w:p>
     <w:p>
@@ -984,26 +727,17 @@
         </w:numPr>
         <w:spacing w:after="0" w:afterAutospacing="0" w:before="240" w:lineRule="auto"/>
         <w:ind w:left="720" w:hanging="360"/>
-      </w:pPr>
-      <w:r>
-        <w:rPr>
-          <w:b w:val="1"/>
-          <w:bCs w:val="1"/>
-          <w:rtl w:val="0"/>
-        </w:rPr>
-        <w:t xml:space="preserve">Client 2</w:t>
-      </w:r>
-      <w:r>
-        <w:rPr>
-          <w:rFonts w:ascii="Arial Unicode MS" w:cs="Arial Unicode MS" w:eastAsia="Arial Unicode MS" w:hAnsi="Arial Unicode MS"/>
-          <w:rtl w:val="0"/>
-        </w:rPr>
-        <w:t xml:space="preserve"> ➔ </w:t>
-      </w:r>
-      <w:r>
-        <w:rPr>
-          <w:rFonts w:ascii="Roboto Mono" w:cs="Roboto Mono" w:eastAsia="Roboto Mono" w:hAnsi="Roboto Mono"/>
-          <w:color w:val="188038"/>
+        <w:rPr/>
+      </w:pPr>
+      <w:r>
+        <w:rPr>
+          <w:rFonts w:ascii="Arial Unicode MS" w:cs="Arial Unicode MS" w:eastAsia="Arial Unicode MS" w:hAnsi="Arial Unicode MS"/>
+          <w:rtl w:val="0"/>
+        </w:rPr>
+        <w:t xml:space="preserve">Client 2 ➔ </w:t>
+      </w:r>
+      <w:r>
+        <w:rPr>
           <w:rtl w:val="0"/>
         </w:rPr>
         <w:t xml:space="preserve">REQ_MOVE</w:t>
@@ -1023,20 +757,13 @@
         </w:numPr>
         <w:spacing w:after="0" w:afterAutospacing="0" w:before="0" w:beforeAutospacing="0" w:lineRule="auto"/>
         <w:ind w:left="720" w:hanging="360"/>
-      </w:pPr>
-      <w:r>
-        <w:rPr>
-          <w:b w:val="1"/>
-          <w:bCs w:val="1"/>
-          <w:rtl w:val="0"/>
-        </w:rPr>
-        <w:t xml:space="preserve">Serveur</w:t>
-      </w:r>
-      <w:r>
-        <w:rPr>
-          <w:rtl w:val="0"/>
-        </w:rPr>
-        <w:t xml:space="preserve"> valide le coup, met à jour la grille, et détecte un alignement de 4 pions.</w:t>
+        <w:rPr/>
+      </w:pPr>
+      <w:r>
+        <w:rPr>
+          <w:rtl w:val="0"/>
+        </w:rPr>
+        <w:t xml:space="preserve">Serveur valide le coup, met à jour la grille, et détecte un alignement de 4 pions.</w:t>
       </w:r>
     </w:p>
     <w:p>
@@ -1047,26 +774,17 @@
         </w:numPr>
         <w:spacing w:after="0" w:afterAutospacing="0" w:before="0" w:beforeAutospacing="0" w:lineRule="auto"/>
         <w:ind w:left="720" w:hanging="360"/>
-      </w:pPr>
-      <w:r>
-        <w:rPr>
-          <w:b w:val="1"/>
-          <w:bCs w:val="1"/>
-          <w:rtl w:val="0"/>
-        </w:rPr>
-        <w:t xml:space="preserve">Serveur</w:t>
-      </w:r>
-      <w:r>
-        <w:rPr>
-          <w:rFonts w:ascii="Arial Unicode MS" w:cs="Arial Unicode MS" w:eastAsia="Arial Unicode MS" w:hAnsi="Arial Unicode MS"/>
-          <w:rtl w:val="0"/>
-        </w:rPr>
-        <w:t xml:space="preserve"> ➔ </w:t>
-      </w:r>
-      <w:r>
-        <w:rPr>
-          <w:rFonts w:ascii="Roboto Mono" w:cs="Roboto Mono" w:eastAsia="Roboto Mono" w:hAnsi="Roboto Mono"/>
-          <w:color w:val="188038"/>
+        <w:rPr/>
+      </w:pPr>
+      <w:r>
+        <w:rPr>
+          <w:rFonts w:ascii="Arial Unicode MS" w:cs="Arial Unicode MS" w:eastAsia="Arial Unicode MS" w:hAnsi="Arial Unicode MS"/>
+          <w:rtl w:val="0"/>
+        </w:rPr>
+        <w:t xml:space="preserve">Serveur ➔ </w:t>
+      </w:r>
+      <w:r>
+        <w:rPr>
           <w:rtl w:val="0"/>
         </w:rPr>
         <w:t xml:space="preserve">PUSH_GRID</w:t>
@@ -1076,15 +794,7 @@
           <w:rFonts w:ascii="Arial Unicode MS" w:cs="Arial Unicode MS" w:eastAsia="Arial Unicode MS" w:hAnsi="Arial Unicode MS"/>
           <w:rtl w:val="0"/>
         </w:rPr>
-        <w:t xml:space="preserve"> (Donnée : Grille finale avec le coup gagnant) ➔ </w:t>
-      </w:r>
-      <w:r>
-        <w:rPr>
-          <w:i w:val="1"/>
-          <w:iCs w:val="1"/>
-          <w:rtl w:val="0"/>
-        </w:rPr>
-        <w:t xml:space="preserve">Aux deux clients.</w:t>
+        <w:t xml:space="preserve"> (Donnée : Grille finale avec le coup gagnant) ➔ Aux deux clients.</w:t>
       </w:r>
     </w:p>
     <w:p>
@@ -1095,26 +805,17 @@
         </w:numPr>
         <w:spacing w:after="0" w:afterAutospacing="0" w:before="0" w:beforeAutospacing="0" w:lineRule="auto"/>
         <w:ind w:left="720" w:hanging="360"/>
-      </w:pPr>
-      <w:r>
-        <w:rPr>
-          <w:b w:val="1"/>
-          <w:bCs w:val="1"/>
-          <w:rtl w:val="0"/>
-        </w:rPr>
-        <w:t xml:space="preserve">Serveur</w:t>
-      </w:r>
-      <w:r>
-        <w:rPr>
-          <w:rFonts w:ascii="Arial Unicode MS" w:cs="Arial Unicode MS" w:eastAsia="Arial Unicode MS" w:hAnsi="Arial Unicode MS"/>
-          <w:rtl w:val="0"/>
-        </w:rPr>
-        <w:t xml:space="preserve"> ➔ </w:t>
-      </w:r>
-      <w:r>
-        <w:rPr>
-          <w:rFonts w:ascii="Roboto Mono" w:cs="Roboto Mono" w:eastAsia="Roboto Mono" w:hAnsi="Roboto Mono"/>
-          <w:color w:val="188038"/>
+        <w:rPr/>
+      </w:pPr>
+      <w:r>
+        <w:rPr>
+          <w:rFonts w:ascii="Arial Unicode MS" w:cs="Arial Unicode MS" w:eastAsia="Arial Unicode MS" w:hAnsi="Arial Unicode MS"/>
+          <w:rtl w:val="0"/>
+        </w:rPr>
+        <w:t xml:space="preserve">Serveur ➔ </w:t>
+      </w:r>
+      <w:r>
+        <w:rPr>
           <w:rtl w:val="0"/>
         </w:rPr>
         <w:t xml:space="preserve">PUSH_ENDGAME</w:t>
@@ -1124,15 +825,7 @@
           <w:rFonts w:ascii="Arial Unicode MS" w:cs="Arial Unicode MS" w:eastAsia="Arial Unicode MS" w:hAnsi="Arial Unicode MS"/>
           <w:rtl w:val="0"/>
         </w:rPr>
-        <w:t xml:space="preserve"> (Données : Vainqueur Client 2) ➔ </w:t>
-      </w:r>
-      <w:r>
-        <w:rPr>
-          <w:i w:val="1"/>
-          <w:iCs w:val="1"/>
-          <w:rtl w:val="0"/>
-        </w:rPr>
-        <w:t xml:space="preserve">Aux deux clients. L'interface se fige.</w:t>
+        <w:t xml:space="preserve"> (Données : Vainqueur Client 2) ➔ Aux deux clients. L'interface se fige.</w:t>
       </w:r>
     </w:p>
     <w:p>
@@ -1143,20 +836,13 @@
         </w:numPr>
         <w:spacing w:after="0" w:afterAutospacing="0" w:before="0" w:beforeAutospacing="0" w:lineRule="auto"/>
         <w:ind w:left="720" w:hanging="360"/>
-      </w:pPr>
-      <w:r>
-        <w:rPr>
-          <w:b w:val="1"/>
-          <w:bCs w:val="1"/>
-          <w:rtl w:val="0"/>
-        </w:rPr>
-        <w:t xml:space="preserve">Serveur</w:t>
-      </w:r>
-      <w:r>
-        <w:rPr>
-          <w:rtl w:val="0"/>
-        </w:rPr>
-        <w:t xml:space="preserve"> recalcule le classement.</w:t>
+        <w:rPr/>
+      </w:pPr>
+      <w:r>
+        <w:rPr>
+          <w:rtl w:val="0"/>
+        </w:rPr>
+        <w:t xml:space="preserve">Serveur recalcule le classement.</w:t>
       </w:r>
     </w:p>
     <w:p>
@@ -1167,26 +853,17 @@
         </w:numPr>
         <w:spacing w:after="0" w:afterAutospacing="0" w:before="0" w:beforeAutospacing="0" w:lineRule="auto"/>
         <w:ind w:left="720" w:hanging="360"/>
-      </w:pPr>
-      <w:r>
-        <w:rPr>
-          <w:b w:val="1"/>
-          <w:bCs w:val="1"/>
-          <w:rtl w:val="0"/>
-        </w:rPr>
-        <w:t xml:space="preserve">Serveur</w:t>
-      </w:r>
-      <w:r>
-        <w:rPr>
-          <w:rFonts w:ascii="Arial Unicode MS" w:cs="Arial Unicode MS" w:eastAsia="Arial Unicode MS" w:hAnsi="Arial Unicode MS"/>
-          <w:rtl w:val="0"/>
-        </w:rPr>
-        <w:t xml:space="preserve"> ➔ </w:t>
-      </w:r>
-      <w:r>
-        <w:rPr>
-          <w:rFonts w:ascii="Roboto Mono" w:cs="Roboto Mono" w:eastAsia="Roboto Mono" w:hAnsi="Roboto Mono"/>
-          <w:color w:val="188038"/>
+        <w:rPr/>
+      </w:pPr>
+      <w:r>
+        <w:rPr>
+          <w:rFonts w:ascii="Arial Unicode MS" w:cs="Arial Unicode MS" w:eastAsia="Arial Unicode MS" w:hAnsi="Arial Unicode MS"/>
+          <w:rtl w:val="0"/>
+        </w:rPr>
+        <w:t xml:space="preserve">Serveur ➔ </w:t>
+      </w:r>
+      <w:r>
+        <w:rPr>
           <w:rtl w:val="0"/>
         </w:rPr>
         <w:t xml:space="preserve">PUSH_ELO_UPDATE</w:t>
@@ -1196,15 +873,7 @@
           <w:rFonts w:ascii="Arial Unicode MS" w:cs="Arial Unicode MS" w:eastAsia="Arial Unicode MS" w:hAnsi="Arial Unicode MS"/>
           <w:rtl w:val="0"/>
         </w:rPr>
-        <w:t xml:space="preserve"> (Données : Nouvel ELO, Delta de points) ➔ </w:t>
-      </w:r>
-      <w:r>
-        <w:rPr>
-          <w:i w:val="1"/>
-          <w:iCs w:val="1"/>
-          <w:rtl w:val="0"/>
-        </w:rPr>
-        <w:t xml:space="preserve">Chaque client reçoit son propre score mis à jour.</w:t>
+        <w:t xml:space="preserve"> (Données : Nouvel ELO, Delta de points) ➔ Chaque client reçoit son propre score mis à jour.</w:t>
       </w:r>
     </w:p>
     <w:p>
@@ -1215,19 +884,13 @@
         </w:numPr>
         <w:spacing w:after="240" w:before="0" w:beforeAutospacing="0" w:lineRule="auto"/>
         <w:ind w:left="720" w:hanging="360"/>
-      </w:pPr>
-      <w:r>
-        <w:rPr>
-          <w:i w:val="1"/>
-          <w:iCs w:val="1"/>
+        <w:rPr/>
+      </w:pPr>
+      <w:r>
+        <w:rPr>
           <w:rtl w:val="0"/>
         </w:rPr>
         <w:t xml:space="preserve">(Les clients retournent automatiquement à l'état Menu Principal).</w:t>
-      </w:r>
-      <w:r>
-        <w:rPr>
-          <w:rtl w:val="0"/>
-        </w:rPr>
       </w:r>
     </w:p>
     <w:p>
@@ -1266,26 +929,17 @@
         </w:numPr>
         <w:spacing w:after="0" w:afterAutospacing="0" w:before="240" w:lineRule="auto"/>
         <w:ind w:left="720" w:hanging="360"/>
-      </w:pPr>
-      <w:r>
-        <w:rPr>
-          <w:b w:val="1"/>
-          <w:bCs w:val="1"/>
-          <w:rtl w:val="0"/>
-        </w:rPr>
-        <w:t xml:space="preserve">Client 1</w:t>
-      </w:r>
-      <w:r>
-        <w:rPr>
-          <w:rFonts w:ascii="Arial Unicode MS" w:cs="Arial Unicode MS" w:eastAsia="Arial Unicode MS" w:hAnsi="Arial Unicode MS"/>
-          <w:rtl w:val="0"/>
-        </w:rPr>
-        <w:t xml:space="preserve"> ➔ </w:t>
-      </w:r>
-      <w:r>
-        <w:rPr>
-          <w:rFonts w:ascii="Roboto Mono" w:cs="Roboto Mono" w:eastAsia="Roboto Mono" w:hAnsi="Roboto Mono"/>
-          <w:color w:val="188038"/>
+        <w:rPr/>
+      </w:pPr>
+      <w:r>
+        <w:rPr>
+          <w:rFonts w:ascii="Arial Unicode MS" w:cs="Arial Unicode MS" w:eastAsia="Arial Unicode MS" w:hAnsi="Arial Unicode MS"/>
+          <w:rtl w:val="0"/>
+        </w:rPr>
+        <w:t xml:space="preserve">Client 1 ➔ </w:t>
+      </w:r>
+      <w:r>
+        <w:rPr>
           <w:rtl w:val="0"/>
         </w:rPr>
         <w:t xml:space="preserve">REQ_FRIEND_CHALLENGE</w:t>
@@ -1305,20 +959,13 @@
         </w:numPr>
         <w:spacing w:after="0" w:afterAutospacing="0" w:before="0" w:beforeAutospacing="0" w:lineRule="auto"/>
         <w:ind w:left="720" w:hanging="360"/>
-      </w:pPr>
-      <w:r>
-        <w:rPr>
-          <w:b w:val="1"/>
-          <w:bCs w:val="1"/>
-          <w:rtl w:val="0"/>
-        </w:rPr>
-        <w:t xml:space="preserve">Serveur</w:t>
-      </w:r>
-      <w:r>
-        <w:rPr>
-          <w:rtl w:val="0"/>
-        </w:rPr>
-        <w:t xml:space="preserve"> vérifie que l'ami est en ligne et disponible.</w:t>
+        <w:rPr/>
+      </w:pPr>
+      <w:r>
+        <w:rPr>
+          <w:rtl w:val="0"/>
+        </w:rPr>
+        <w:t xml:space="preserve">Serveur vérifie que l'ami est en ligne et disponible.</w:t>
       </w:r>
     </w:p>
     <w:p>
@@ -1329,26 +976,17 @@
         </w:numPr>
         <w:spacing w:after="0" w:afterAutospacing="0" w:before="0" w:beforeAutospacing="0" w:lineRule="auto"/>
         <w:ind w:left="720" w:hanging="360"/>
-      </w:pPr>
-      <w:r>
-        <w:rPr>
-          <w:b w:val="1"/>
-          <w:bCs w:val="1"/>
-          <w:rtl w:val="0"/>
-        </w:rPr>
-        <w:t xml:space="preserve">Serveur</w:t>
-      </w:r>
-      <w:r>
-        <w:rPr>
-          <w:rFonts w:ascii="Arial Unicode MS" w:cs="Arial Unicode MS" w:eastAsia="Arial Unicode MS" w:hAnsi="Arial Unicode MS"/>
-          <w:rtl w:val="0"/>
-        </w:rPr>
-        <w:t xml:space="preserve"> ➔ </w:t>
-      </w:r>
-      <w:r>
-        <w:rPr>
-          <w:rFonts w:ascii="Roboto Mono" w:cs="Roboto Mono" w:eastAsia="Roboto Mono" w:hAnsi="Roboto Mono"/>
-          <w:color w:val="188038"/>
+        <w:rPr/>
+      </w:pPr>
+      <w:r>
+        <w:rPr>
+          <w:rFonts w:ascii="Arial Unicode MS" w:cs="Arial Unicode MS" w:eastAsia="Arial Unicode MS" w:hAnsi="Arial Unicode MS"/>
+          <w:rtl w:val="0"/>
+        </w:rPr>
+        <w:t xml:space="preserve">Serveur ➔ </w:t>
+      </w:r>
+      <w:r>
+        <w:rPr>
           <w:rtl w:val="0"/>
         </w:rPr>
         <w:t xml:space="preserve">PUSH_CHALLENGE_RECEIVED</w:t>
@@ -1358,15 +996,7 @@
           <w:rFonts w:ascii="Arial Unicode MS" w:cs="Arial Unicode MS" w:eastAsia="Arial Unicode MS" w:hAnsi="Arial Unicode MS"/>
           <w:rtl w:val="0"/>
         </w:rPr>
-        <w:t xml:space="preserve"> (Donnée : ID du provocateur) ➔ </w:t>
-      </w:r>
-      <w:r>
-        <w:rPr>
-          <w:i w:val="1"/>
-          <w:iCs w:val="1"/>
-          <w:rtl w:val="0"/>
-        </w:rPr>
-        <w:t xml:space="preserve">Envoyé à Client 2.</w:t>
+        <w:t xml:space="preserve"> (Donnée : ID du provocateur) ➔ Envoyé à Client 2.</w:t>
       </w:r>
     </w:p>
     <w:p>
@@ -1377,26 +1007,17 @@
         </w:numPr>
         <w:spacing w:after="0" w:afterAutospacing="0" w:before="0" w:beforeAutospacing="0" w:lineRule="auto"/>
         <w:ind w:left="720" w:hanging="360"/>
-      </w:pPr>
-      <w:r>
-        <w:rPr>
-          <w:b w:val="1"/>
-          <w:bCs w:val="1"/>
-          <w:rtl w:val="0"/>
-        </w:rPr>
-        <w:t xml:space="preserve">Client 2</w:t>
-      </w:r>
-      <w:r>
-        <w:rPr>
-          <w:rFonts w:ascii="Arial Unicode MS" w:cs="Arial Unicode MS" w:eastAsia="Arial Unicode MS" w:hAnsi="Arial Unicode MS"/>
-          <w:rtl w:val="0"/>
-        </w:rPr>
-        <w:t xml:space="preserve"> ➔ </w:t>
-      </w:r>
-      <w:r>
-        <w:rPr>
-          <w:rFonts w:ascii="Roboto Mono" w:cs="Roboto Mono" w:eastAsia="Roboto Mono" w:hAnsi="Roboto Mono"/>
-          <w:color w:val="188038"/>
+        <w:rPr/>
+      </w:pPr>
+      <w:r>
+        <w:rPr>
+          <w:rFonts w:ascii="Arial Unicode MS" w:cs="Arial Unicode MS" w:eastAsia="Arial Unicode MS" w:hAnsi="Arial Unicode MS"/>
+          <w:rtl w:val="0"/>
+        </w:rPr>
+        <w:t xml:space="preserve">Client 2 ➔ </w:t>
+      </w:r>
+      <w:r>
+        <w:rPr>
           <w:rtl w:val="0"/>
         </w:rPr>
         <w:t xml:space="preserve">RES_CHALLENGE_ACCEPT</w:t>
@@ -1416,29 +1037,14 @@
         </w:numPr>
         <w:spacing w:after="240" w:before="0" w:beforeAutospacing="0" w:lineRule="auto"/>
         <w:ind w:left="720" w:hanging="360"/>
-      </w:pPr>
-      <w:r>
-        <w:rPr>
-          <w:b w:val="1"/>
-          <w:bCs w:val="1"/>
-          <w:rtl w:val="0"/>
-        </w:rPr>
-        <w:t xml:space="preserve">Serveur</w:t>
-      </w:r>
-      <w:r>
-        <w:rPr>
-          <w:rFonts w:ascii="Arial Unicode MS" w:cs="Arial Unicode MS" w:eastAsia="Arial Unicode MS" w:hAnsi="Arial Unicode MS"/>
-          <w:rtl w:val="0"/>
-        </w:rPr>
-        <w:t xml:space="preserve"> ➔ </w:t>
-      </w:r>
-      <w:r>
-        <w:rPr>
-          <w:i w:val="1"/>
-          <w:iCs w:val="1"/>
-          <w:rtl w:val="0"/>
-        </w:rPr>
-        <w:t xml:space="preserve">Déclenche le Scénario 2 (Création de partie) en contournant le matchmaking.</w:t>
+        <w:rPr/>
+      </w:pPr>
+      <w:r>
+        <w:rPr>
+          <w:rFonts w:ascii="Arial Unicode MS" w:cs="Arial Unicode MS" w:eastAsia="Arial Unicode MS" w:hAnsi="Arial Unicode MS"/>
+          <w:rtl w:val="0"/>
+        </w:rPr>
+        <w:t xml:space="preserve">Serveur ➔ Déclenche le Scénario 2 (Création de partie) en contournant le matchmaking.</w:t>
       </w:r>
     </w:p>
     <w:p>
